--- a/docs/qa/Test_Case_Explanation_Reference.docx
+++ b/docs/qa/Test_Case_Explanation_Reference.docx
@@ -108,7 +108,7 @@
         <w:spacing w:after="80"/>
       </w:pPr>
       <w:r>
-        <w:t xml:space="preserve">Test case đó không có coverage tự động hoặc thuộc phần Backend/RAG — trả lời thẳng thắn là phần này kiểm thử thủ công/thuộc nhóm khác, không né tránh, rồi demo trực tiếp trên UI hoặc nhường lại cho đúng thành viên phụ trách.</w:t>
+        <w:t xml:space="preserve">Test case đó thuộc phần Backend/RAG — không còn là “ngoài phạm vi”: Backend .NET có 232 unit test xUnit (38 test class, 232/232 pass 15/09/2026) và RAG service có 39 test pytest (39/39 pass 15/09/2026, chạy với Ollama local thật), đều đã ghi trong Report 7 mục V. Trả lời thẳng con số, rồi nhường phần giải thích chi tiết kỹ thuật cho thành viên phụ trách Backend/RAG. Trường hợp thật sự không có coverage tự động: nhóm tính năng AI Coach / lộ trình ứng viên / import knowledge theo folder (merge 19/09/2026, khai báo là FT-15 ngoài phạm vi) — trả lời thẳng là phần này kiểm thử thủ công, rồi demo trực tiếp trên UI.</w:t>
       </w:r>
     </w:p>
     <w:p>
@@ -155,7 +155,7 @@
         <w:t xml:space="preserve">Nếu bị bắt giải thích (không chỉ chạy): </w:t>
       </w:r>
       <w:r>
-        <w:t xml:space="preserve">Không cần học thuộc — đọc trực tiếp từ nguồn có sẵn. Ở mức nghiệp vụ, mỗi dòng trong SU26SE102-GSU26SE52_QA_TestCases.xlsx đã có sẵn Description/Procedure/Expected/Precondition. Ở mức code, toàn bộ 535 test đều theo đúng 1 khuôn Arrange–Act–Assert, nên chỉ cần thuộc pattern chung thay vì từng test. Mỗi file test còn có comment đầu file ghi rõ nó "grounded in" đúng file source nào và map sang đúng sheet Excel nào — là bằng chứng truy vết trực tiếp nếu bị hỏi "sao biết test này đúng yêu cầu".</w:t>
+        <w:t xml:space="preserve">Không cần học thuộc — đọc trực tiếp từ nguồn có sẵn. Ở mức nghiệp vụ, mỗi dòng trong SU26SE102-GSU26SE52_QA_TestCases.xlsx đã có sẵn Description/Procedure/Expected/Precondition. Ở mức code, toàn bộ 470 test đều theo đúng 1 khuôn Arrange–Act–Assert, nên chỉ cần thuộc pattern chung thay vì từng test. Mỗi file test còn có comment đầu file ghi rõ nó "grounded in" đúng file source nào và map sang đúng sheet Excel nào — là bằng chứng truy vết trực tiếp nếu bị hỏi "sao biết test này đúng yêu cầu".</w:t>
       </w:r>
     </w:p>
     <w:p>
@@ -180,7 +180,7 @@
           <w:sz w:val="20"/>
           <w:szCs w:val="20"/>
         </w:rPr>
-        <w:t xml:space="preserve">Sheet Excel: AUTH005_ForgotResetPassword. Grounded in src/app/forgot-password/page.tsx, reset-password-content.tsx.</w:t>
+        <w:t xml:space="preserve">Test case tương ứng: Report5_Test_Report.xlsx &gt; sheet Authentication &amp; Access &gt; F1-33 (function Forgot / Reset Password). Grounded in src/app/forgot-password/page.tsx, reset-password-content.tsx.</w:t>
       </w:r>
     </w:p>
     <w:p>
@@ -285,7 +285,7 @@
           <w:sz w:val="20"/>
           <w:szCs w:val="20"/>
         </w:rPr>
-        <w:t xml:space="preserve">Cover state machine "poll điểm bài làm" của FeedbackResultClient (score-polling), không có coverage tự động trước đó. Grounded in src/features/candidate/components/feedback/feedback-result-client.tsx.</w:t>
+        <w:t xml:space="preserve">Test case tương ứng: Report5_Test_Report.xlsx &gt; sheet Candidate Experience &gt; F5-26…F5-29 (function Practice Result Scoring) — cover state machine "poll điểm bài làm" của FeedbackResultClient (score-polling), không có coverage tự động trước đó. Grounded in src/features/candidate/components/feedback/feedback-result-client.tsx.</w:t>
       </w:r>
     </w:p>
     <w:p>
@@ -694,7 +694,7 @@
           <w:sz w:val="20"/>
           <w:szCs w:val="20"/>
         </w:rPr>
-        <w:t xml:space="preserve">Sheet Excel: RAG028 (published-set edit restrictions). Grounded in review-questions-section.tsx (biến isLocked = publishStatus === "PUBLISHED").</w:t>
+        <w:t xml:space="preserve">Test case tương ứng: Report5_Test_Report.xlsx &gt; sheet Question Set Management &gt; F3-22 (RAG028-1), F3-23 (RAG028-3), F3-24 (RAG028-2), function Published Set Review Lock. Grounded in review-questions-section.tsx (biến isLocked = publishStatus === "PUBLISHED").</w:t>
       </w:r>
     </w:p>
     <w:p>
@@ -1030,7 +1030,7 @@
           <w:sz w:val="20"/>
           <w:szCs w:val="20"/>
         </w:rPr>
-        <w:t xml:space="preserve">Sheet Excel: RGA001/RGA002/RGA004/RGA013 (HRRAGAuthErrorHandling). Grounded in auth.interceptor.ts + token.service.ts. Viết trong commit 987bd61 (chuyển toàn bộ suite Playwright E2E sang Vitest unit test).</w:t>
+        <w:t xml:space="preserve">Test case tương ứng: đây là file logic thuần nên nằm ở workbook unit test — SU26SE102-GSU26SE52_QA_TestCases.xlsx &gt; sheet FE-AuthInterceptor (function attachAuthInterceptor), không nằm trong Report5_Test_Report.xlsx. Grounded in auth.interceptor.ts + token.service.ts. Viết trong commit 987bd61 (chuyển toàn bộ suite Playwright E2E sang Vitest unit test).</w:t>
       </w:r>
     </w:p>
     <w:p>
